--- a/HCM_KS25_CNTT7_NguyenThiThuHien_05.docx
+++ b/HCM_KS25_CNTT7_NguyenThiThuHien_05.docx
@@ -11,19 +11,7 @@
           <w:rPr>
             <w:rStyle w:val="Hyperlink"/>
           </w:rPr>
-          <w:t>https://www.figma.com/design/dJRntjXKCuUqac</w:t>
-        </w:r>
-        <w:r>
-          <w:rPr>
-            <w:rStyle w:val="Hyperlink"/>
-          </w:rPr>
-          <w:t>B</w:t>
-        </w:r>
-        <w:r>
-          <w:rPr>
-            <w:rStyle w:val="Hyperlink"/>
-          </w:rPr>
-          <w:t>4pGVZ6w/%C4%90%E1%BB%81-05---%C4%90%E1%BA%B7t-m%C3%B3n-v%C3%A0-theo-d%C3%B5i-%C4%91%C6%A1n-h%C3%A0ng---Figma-m%E1%BA%ABu--Copy-?node-id=0-1&amp;t=B3HPbtOAPOlHalyi-1</w:t>
+          <w:t>https://www.figma.com/design/dJRntjXKCuUqacB4pGVZ6w/%C4%90%E1%BB%81-05---%C4%90%E1%BA%B7t-m%C3%B3n-v%C3%A0-theo-d%C3%B5i-%C4%91%C6%A1n-h%C3%A0ng---Figma-m%E1%BA%ABu--Copy-?node-id=0-1&amp;t=B3HPbtOAPOlHalyi-1</w:t>
         </w:r>
       </w:hyperlink>
     </w:p>
@@ -366,6 +354,9 @@
         </w:rPr>
       </w:pPr>
       <w:r>
+        <w:rPr>
+          <w:noProof/>
+        </w:rPr>
         <w:lastRenderedPageBreak/>
         <w:drawing>
           <wp:inline distT="0" distB="0" distL="0" distR="0" wp14:anchorId="763687DD" wp14:editId="2507218C">
@@ -421,6 +412,9 @@
     </w:p>
     <w:p>
       <w:r>
+        <w:rPr>
+          <w:noProof/>
+        </w:rPr>
         <w:lastRenderedPageBreak/>
         <w:drawing>
           <wp:inline distT="0" distB="0" distL="0" distR="0" wp14:anchorId="1F85690D" wp14:editId="05BF1610">
@@ -855,6 +849,9 @@
       <w:r>
         <w:t>CTA chính – lý do:</w:t>
       </w:r>
+      <w:r>
+        <w:t xml:space="preserve"> Nút ‘Xem thực đơn’ mờ đi để người dùng có thể hiểu rằng chưa thể bấm vì thiếu sót hay sai thông tin ở đâu đó</w:t>
+      </w:r>
     </w:p>
     <w:p>
       <w:pPr>
@@ -868,6 +865,7 @@
           <w:b/>
           <w:bCs/>
         </w:rPr>
+        <w:lastRenderedPageBreak/>
         <w:t>Phân tích tác động</w:t>
       </w:r>
     </w:p>
@@ -898,7 +896,6 @@
                 <w:b/>
                 <w:bCs/>
               </w:rPr>
-              <w:lastRenderedPageBreak/>
               <w:t>Khía cạnh</w:t>
             </w:r>
           </w:p>
